--- a/docs/v1/Mercury_V1_Requirements_Overview.docx
+++ b/docs/v1/Mercury_V1_Requirements_Overview.docx
@@ -1017,7 +1017,7 @@
         <w:t xml:space="preserve">Learn from your website: </w:t>
       </w:r>
       <w:r>
-        <w:t>give the bot a page URL and how many links deep to follow from it, and it reads those pages and learns from them automatically — the same way a search engine would, no manual copy-pasting required.</w:t>
+        <w:t>give the bot a page URL and choose whether to add just that one page or scan the whole site for more, and it reads those pages and learns from them automatically — the same way a search engine would, no manual copy-pasting required. Fine-grained control over how deep the scan goes and how many pages it collects is planned for a later release.</w:t>
       </w:r>
     </w:p>
     <w:p>
@@ -1049,7 +1049,7 @@
         <w:pStyle w:val="ListBullet"/>
       </w:pPr>
       <w:r>
-        <w:t>Add structured FAQs directly — a question, an answer, and which topics it should match.</w:t>
+        <w:t>Write a structured article directly — a title, content, and which topics it should match — and it goes through the same training pipeline as a document or URL.</w:t>
       </w:r>
     </w:p>
     <w:p>
@@ -1089,7 +1089,7 @@
           <w:color w:val="888888"/>
           <w:sz w:val="18"/>
         </w:rPr>
-        <w:t>FE-17 · BE-15 · AI-06, AI-07, AI-12</w:t>
+        <w:t>FE-17 · BE-15 · AI-06, AI-07, AI-12, AI-13</w:t>
       </w:r>
     </w:p>
     <w:p/>
